--- a/Expository_writing_lab/25p0014_expo_labtask15.docx
+++ b/Expository_writing_lab/25p0014_expo_labtask15.docx
@@ -6,504 +6,687 @@
       <w:pPr>
         <w:jc w:val="center"/>
         <w:rPr>
+          <w:rFonts w:ascii="Cambria" w:hAnsi="Cambria" w:eastAsia="Cambria" w:cs="Cambria"/>
+          <w:b w:val="0"/>
+          <w:bCs w:val="0"/>
+          <w:i w:val="0"/>
+          <w:iCs w:val="0"/>
+          <w:noProof w:val="0"/>
+          <w:sz w:val="32"/>
+          <w:szCs w:val="32"/>
+          <w:lang w:val="en-GB"/>
+        </w:rPr>
+      </w:pPr>
+      <w:r>
+        <w:rPr>
+          <w:rFonts w:ascii="Cambria" w:hAnsi="Cambria" w:eastAsia="Cambria" w:cs="Cambria"/>
           <w:b w:val="1"/>
           <w:bCs w:val="1"/>
-          <w:sz w:val="36"/>
-          <w:szCs w:val="36"/>
-        </w:rPr>
-      </w:pPr>
-      <w:r>
-        <w:rPr>
+          <w:i w:val="0"/>
+          <w:iCs w:val="0"/>
+          <w:strike w:val="0"/>
+          <w:dstrike w:val="0"/>
+          <w:noProof w:val="0"/>
+          <w:sz w:val="32"/>
+          <w:szCs w:val="32"/>
+          <w:u w:val="single"/>
+          <w:lang w:val="en-GB"/>
+        </w:rPr>
+        <w:t>Name : Syeda Areej E Fatima</w:t>
+      </w:r>
+    </w:p>
+    <w:p>
+      <w:pPr>
+        <w:jc w:val="center"/>
+        <w:rPr>
+          <w:rFonts w:ascii="Cambria" w:hAnsi="Cambria" w:eastAsia="Cambria" w:cs="Cambria"/>
+          <w:b w:val="0"/>
+          <w:bCs w:val="0"/>
+          <w:i w:val="0"/>
+          <w:iCs w:val="0"/>
+          <w:noProof w:val="0"/>
+          <w:sz w:val="32"/>
+          <w:szCs w:val="32"/>
+          <w:lang w:val="en-GB"/>
+        </w:rPr>
+      </w:pPr>
+      <w:r>
+        <w:rPr>
+          <w:rFonts w:ascii="Cambria" w:hAnsi="Cambria" w:eastAsia="Cambria" w:cs="Cambria"/>
           <w:b w:val="1"/>
           <w:bCs w:val="1"/>
-          <w:sz w:val="36"/>
-          <w:szCs w:val="36"/>
-        </w:rPr>
-        <w:t>Name :</w:t>
-      </w:r>
-      <w:r>
-        <w:rPr>
+          <w:i w:val="0"/>
+          <w:iCs w:val="0"/>
+          <w:strike w:val="0"/>
+          <w:dstrike w:val="0"/>
+          <w:noProof w:val="0"/>
+          <w:sz w:val="32"/>
+          <w:szCs w:val="32"/>
+          <w:u w:val="single"/>
+          <w:lang w:val="en-GB"/>
+        </w:rPr>
+        <w:t>Class: BAI-2A</w:t>
+      </w:r>
+    </w:p>
+    <w:p>
+      <w:pPr>
+        <w:jc w:val="center"/>
+        <w:rPr>
+          <w:rFonts w:ascii="Cambria" w:hAnsi="Cambria" w:eastAsia="Cambria" w:cs="Cambria"/>
+          <w:b w:val="0"/>
+          <w:bCs w:val="0"/>
+          <w:i w:val="0"/>
+          <w:iCs w:val="0"/>
+          <w:noProof w:val="0"/>
+          <w:sz w:val="32"/>
+          <w:szCs w:val="32"/>
+          <w:lang w:val="en-GB"/>
+        </w:rPr>
+      </w:pPr>
+      <w:r>
+        <w:rPr>
+          <w:rFonts w:ascii="Cambria" w:hAnsi="Cambria" w:eastAsia="Cambria" w:cs="Cambria"/>
           <w:b w:val="1"/>
           <w:bCs w:val="1"/>
-          <w:sz w:val="36"/>
-          <w:szCs w:val="36"/>
-        </w:rPr>
-        <w:t xml:space="preserve"> Syeda Areej E Fatima</w:t>
+          <w:i w:val="0"/>
+          <w:iCs w:val="0"/>
+          <w:strike w:val="0"/>
+          <w:dstrike w:val="0"/>
+          <w:noProof w:val="0"/>
+          <w:sz w:val="32"/>
+          <w:szCs w:val="32"/>
+          <w:u w:val="single"/>
+          <w:lang w:val="en-GB"/>
+        </w:rPr>
+        <w:t>Roll no. 25P0014</w:t>
       </w:r>
     </w:p>
     <w:p>
       <w:pPr>
         <w:jc w:val="center"/>
         <w:rPr>
+          <w:rFonts w:ascii="Cambria" w:hAnsi="Cambria" w:eastAsia="Cambria" w:cs="Cambria"/>
+          <w:b w:val="0"/>
+          <w:bCs w:val="0"/>
+          <w:i w:val="0"/>
+          <w:iCs w:val="0"/>
+          <w:noProof w:val="0"/>
+          <w:sz w:val="32"/>
+          <w:szCs w:val="32"/>
+          <w:lang w:val="en-GB"/>
+        </w:rPr>
+      </w:pPr>
+      <w:r>
+        <w:rPr>
+          <w:rFonts w:ascii="Cambria" w:hAnsi="Cambria" w:eastAsia="Cambria" w:cs="Cambria"/>
           <w:b w:val="1"/>
           <w:bCs w:val="1"/>
-          <w:sz w:val="36"/>
-          <w:szCs w:val="36"/>
-        </w:rPr>
-      </w:pPr>
-      <w:r>
-        <w:rPr>
+          <w:i w:val="0"/>
+          <w:iCs w:val="0"/>
+          <w:strike w:val="0"/>
+          <w:dstrike w:val="0"/>
+          <w:noProof w:val="0"/>
+          <w:sz w:val="32"/>
+          <w:szCs w:val="32"/>
+          <w:u w:val="single"/>
+          <w:lang w:val="en-GB"/>
+        </w:rPr>
+        <w:t>Labtask : 15</w:t>
+      </w:r>
+    </w:p>
+    <w:p>
+      <w:pPr>
+        <w:jc w:val="center"/>
+        <w:rPr>
+          <w:rFonts w:ascii="Cambria" w:hAnsi="Cambria" w:eastAsia="Cambria" w:cs="Cambria"/>
+          <w:b w:val="0"/>
+          <w:bCs w:val="0"/>
+          <w:i w:val="0"/>
+          <w:iCs w:val="0"/>
+          <w:noProof w:val="0"/>
+          <w:sz w:val="32"/>
+          <w:szCs w:val="32"/>
+          <w:lang w:val="en-GB"/>
+        </w:rPr>
+      </w:pPr>
+      <w:r>
+        <w:rPr>
+          <w:rFonts w:ascii="Cambria" w:hAnsi="Cambria" w:eastAsia="Cambria" w:cs="Cambria"/>
           <w:b w:val="1"/>
           <w:bCs w:val="1"/>
-          <w:sz w:val="36"/>
-          <w:szCs w:val="36"/>
-        </w:rPr>
-        <w:t xml:space="preserve">Roll </w:t>
-      </w:r>
-      <w:r>
-        <w:rPr>
+          <w:i w:val="0"/>
+          <w:iCs w:val="0"/>
+          <w:strike w:val="0"/>
+          <w:dstrike w:val="0"/>
+          <w:noProof w:val="0"/>
+          <w:sz w:val="32"/>
+          <w:szCs w:val="32"/>
+          <w:u w:val="single"/>
+          <w:lang w:val="en-GB"/>
+        </w:rPr>
+        <w:t>Subject : Expository writing Lab</w:t>
+      </w:r>
+    </w:p>
+    <w:p>
+      <w:pPr>
+        <w:jc w:val="center"/>
+        <w:rPr>
+          <w:rFonts w:ascii="Cambria" w:hAnsi="Cambria" w:eastAsia="Cambria" w:cs="Cambria"/>
+          <w:b w:val="0"/>
+          <w:bCs w:val="0"/>
+          <w:i w:val="0"/>
+          <w:iCs w:val="0"/>
+          <w:noProof w:val="0"/>
+          <w:sz w:val="32"/>
+          <w:szCs w:val="32"/>
+          <w:lang w:val="en-GB"/>
+        </w:rPr>
+      </w:pPr>
+    </w:p>
+    <w:p>
+      <w:pPr>
+        <w:rPr>
+          <w:rFonts w:ascii="Cambria" w:hAnsi="Cambria" w:eastAsia="Cambria" w:cs="Cambria"/>
+          <w:b w:val="0"/>
+          <w:bCs w:val="0"/>
+          <w:i w:val="0"/>
+          <w:iCs w:val="0"/>
+          <w:noProof w:val="0"/>
+          <w:sz w:val="32"/>
+          <w:szCs w:val="32"/>
+          <w:lang w:val="en-GB"/>
+        </w:rPr>
+      </w:pPr>
+      <w:r>
+        <w:rPr>
+          <w:rFonts w:ascii="Cambria" w:hAnsi="Cambria" w:eastAsia="Cambria" w:cs="Cambria"/>
           <w:b w:val="1"/>
           <w:bCs w:val="1"/>
-          <w:sz w:val="36"/>
-          <w:szCs w:val="36"/>
-        </w:rPr>
-        <w:t>no.  :</w:t>
-      </w:r>
-      <w:r>
-        <w:rPr>
+          <w:i w:val="0"/>
+          <w:iCs w:val="0"/>
+          <w:strike w:val="0"/>
+          <w:dstrike w:val="0"/>
+          <w:noProof w:val="0"/>
+          <w:sz w:val="32"/>
+          <w:szCs w:val="32"/>
+          <w:u w:val="single"/>
+          <w:lang w:val="en-GB"/>
+        </w:rPr>
+        <w:t>Movie review: Frozen</w:t>
+      </w:r>
+    </w:p>
+    <w:p>
+      <w:pPr>
+        <w:rPr>
+          <w:rFonts w:ascii="Cambria" w:hAnsi="Cambria" w:eastAsia="Cambria" w:cs="Cambria"/>
+          <w:b w:val="0"/>
+          <w:bCs w:val="0"/>
+          <w:i w:val="0"/>
+          <w:iCs w:val="0"/>
+          <w:noProof w:val="0"/>
+          <w:sz w:val="32"/>
+          <w:szCs w:val="32"/>
+          <w:lang w:val="en-GB"/>
+        </w:rPr>
+      </w:pPr>
+      <w:r>
+        <w:rPr>
+          <w:rFonts w:ascii="Cambria" w:hAnsi="Cambria" w:eastAsia="Cambria" w:cs="Cambria"/>
           <w:b w:val="1"/>
           <w:bCs w:val="1"/>
-          <w:sz w:val="36"/>
-          <w:szCs w:val="36"/>
-        </w:rPr>
-        <w:t xml:space="preserve"> 25P0014</w:t>
-      </w:r>
-    </w:p>
-    <w:p>
-      <w:pPr>
-        <w:jc w:val="center"/>
-        <w:rPr>
+          <w:i w:val="0"/>
+          <w:iCs w:val="0"/>
+          <w:strike w:val="0"/>
+          <w:dstrike w:val="0"/>
+          <w:noProof w:val="0"/>
+          <w:sz w:val="32"/>
+          <w:szCs w:val="32"/>
+          <w:u w:val="single"/>
+          <w:lang w:val="en-GB"/>
+        </w:rPr>
+        <w:t>Introduction:</w:t>
+      </w:r>
+    </w:p>
+    <w:p>
+      <w:pPr>
+        <w:rPr>
+          <w:rFonts w:ascii="Cambria" w:hAnsi="Cambria" w:eastAsia="Cambria" w:cs="Cambria"/>
+          <w:b w:val="0"/>
+          <w:bCs w:val="0"/>
+          <w:i w:val="0"/>
+          <w:iCs w:val="0"/>
+          <w:noProof w:val="0"/>
+          <w:sz w:val="24"/>
+          <w:szCs w:val="24"/>
+          <w:lang w:val="en-GB"/>
+        </w:rPr>
+      </w:pPr>
+      <w:r>
+        <w:rPr>
+          <w:rFonts w:ascii="Cambria" w:hAnsi="Cambria" w:eastAsia="Cambria" w:cs="Cambria"/>
+          <w:b w:val="0"/>
+          <w:bCs w:val="0"/>
+          <w:i w:val="0"/>
+          <w:iCs w:val="0"/>
+          <w:noProof w:val="0"/>
+          <w:sz w:val="24"/>
+          <w:szCs w:val="24"/>
+          <w:lang w:val="en-GB"/>
+        </w:rPr>
+        <w:t>Frozen I was released in the year 2013 by the famous  Walt Disney animation studios. İt quickly reached success and became one of the most popular animations of Disney. The directors of this movie were Chris buck and Jennifer Lee.</w:t>
+      </w:r>
+    </w:p>
+    <w:p>
+      <w:pPr>
+        <w:rPr>
+          <w:rFonts w:ascii="Cambria" w:hAnsi="Cambria" w:eastAsia="Cambria" w:cs="Cambria"/>
+          <w:b w:val="0"/>
+          <w:bCs w:val="0"/>
+          <w:i w:val="0"/>
+          <w:iCs w:val="0"/>
+          <w:noProof w:val="0"/>
+          <w:sz w:val="32"/>
+          <w:szCs w:val="32"/>
+          <w:lang w:val="en-GB"/>
+        </w:rPr>
+      </w:pPr>
+      <w:r>
+        <w:rPr>
+          <w:rFonts w:ascii="Cambria" w:hAnsi="Cambria" w:eastAsia="Cambria" w:cs="Cambria"/>
           <w:b w:val="1"/>
           <w:bCs w:val="1"/>
-          <w:sz w:val="36"/>
-          <w:szCs w:val="36"/>
-        </w:rPr>
-      </w:pPr>
-      <w:r>
-        <w:rPr>
+          <w:i w:val="0"/>
+          <w:iCs w:val="0"/>
+          <w:strike w:val="0"/>
+          <w:dstrike w:val="0"/>
+          <w:noProof w:val="0"/>
+          <w:sz w:val="32"/>
+          <w:szCs w:val="32"/>
+          <w:u w:val="single"/>
+          <w:lang w:val="en-GB"/>
+        </w:rPr>
+        <w:t>Plot of the Movie</w:t>
+      </w:r>
+    </w:p>
+    <w:p>
+      <w:pPr>
+        <w:rPr>
+          <w:rFonts w:ascii="Cambria" w:hAnsi="Cambria" w:eastAsia="Cambria" w:cs="Cambria"/>
+          <w:b w:val="0"/>
+          <w:bCs w:val="0"/>
+          <w:i w:val="0"/>
+          <w:iCs w:val="0"/>
+          <w:noProof w:val="0"/>
+          <w:sz w:val="24"/>
+          <w:szCs w:val="24"/>
+          <w:lang w:val="en-GB"/>
+        </w:rPr>
+      </w:pPr>
+      <w:r>
+        <w:rPr>
+          <w:rFonts w:ascii="Cambria" w:hAnsi="Cambria" w:eastAsia="Cambria" w:cs="Cambria"/>
+          <w:b w:val="0"/>
+          <w:bCs w:val="0"/>
+          <w:i w:val="0"/>
+          <w:iCs w:val="0"/>
+          <w:noProof w:val="0"/>
+          <w:sz w:val="24"/>
+          <w:szCs w:val="24"/>
+          <w:lang w:val="en-GB"/>
+        </w:rPr>
+        <w:t>The movie revolves around two sisters - the noble daughters of the King and Queen of Kingdom Arendelle- Where Elsa, the older sister posseses magical powers she cannot seem to control. After shockingly revealing her powers in a party she runs off the the kingdom while Anna goes in a search for her, showing her love and childhood bond with her sister. The movie’s plot is a combination of Emotions, true love, adventure, humor and delightful music.</w:t>
+      </w:r>
+    </w:p>
+    <w:p>
+      <w:pPr>
+        <w:rPr>
+          <w:rFonts w:ascii="Cambria" w:hAnsi="Cambria" w:eastAsia="Cambria" w:cs="Cambria"/>
+          <w:b w:val="0"/>
+          <w:bCs w:val="0"/>
+          <w:i w:val="0"/>
+          <w:iCs w:val="0"/>
+          <w:noProof w:val="0"/>
+          <w:sz w:val="32"/>
+          <w:szCs w:val="32"/>
+          <w:lang w:val="en-GB"/>
+        </w:rPr>
+      </w:pPr>
+      <w:r>
+        <w:rPr>
+          <w:rFonts w:ascii="Cambria" w:hAnsi="Cambria" w:eastAsia="Cambria" w:cs="Cambria"/>
           <w:b w:val="1"/>
           <w:bCs w:val="1"/>
-          <w:sz w:val="36"/>
-          <w:szCs w:val="36"/>
-        </w:rPr>
-        <w:t>Section</w:t>
-      </w:r>
-      <w:r>
-        <w:rPr>
+          <w:i w:val="0"/>
+          <w:iCs w:val="0"/>
+          <w:strike w:val="0"/>
+          <w:dstrike w:val="0"/>
+          <w:noProof w:val="0"/>
+          <w:sz w:val="32"/>
+          <w:szCs w:val="32"/>
+          <w:u w:val="single"/>
+          <w:lang w:val="en-GB"/>
+        </w:rPr>
+        <w:t>Characters:</w:t>
+      </w:r>
+    </w:p>
+    <w:p>
+      <w:pPr>
+        <w:rPr>
+          <w:rFonts w:ascii="Cambria" w:hAnsi="Cambria" w:eastAsia="Cambria" w:cs="Cambria"/>
+          <w:b w:val="0"/>
+          <w:bCs w:val="0"/>
+          <w:i w:val="0"/>
+          <w:iCs w:val="0"/>
+          <w:noProof w:val="0"/>
+          <w:sz w:val="24"/>
+          <w:szCs w:val="24"/>
+          <w:lang w:val="en-GB"/>
+        </w:rPr>
+      </w:pPr>
+      <w:r>
+        <w:rPr>
+          <w:rFonts w:ascii="Cambria" w:hAnsi="Cambria" w:eastAsia="Cambria" w:cs="Cambria"/>
+          <w:b w:val="0"/>
+          <w:bCs w:val="0"/>
+          <w:i w:val="0"/>
+          <w:iCs w:val="0"/>
+          <w:noProof w:val="0"/>
+          <w:sz w:val="24"/>
+          <w:szCs w:val="24"/>
+          <w:lang w:val="en-GB"/>
+        </w:rPr>
+        <w:t xml:space="preserve">The movie shows a vast variety of personalities within the characters themselves . The main characters were </w:t>
+      </w:r>
+    </w:p>
+    <w:p>
+      <w:pPr>
+        <w:rPr>
+          <w:rFonts w:ascii="Cambria" w:hAnsi="Cambria" w:eastAsia="Cambria" w:cs="Cambria"/>
+          <w:b w:val="0"/>
+          <w:bCs w:val="0"/>
+          <w:i w:val="0"/>
+          <w:iCs w:val="0"/>
+          <w:noProof w:val="0"/>
+          <w:sz w:val="24"/>
+          <w:szCs w:val="24"/>
+          <w:lang w:val="en-GB"/>
+        </w:rPr>
+      </w:pPr>
+      <w:r>
+        <w:rPr>
+          <w:rFonts w:ascii="Cambria" w:hAnsi="Cambria" w:eastAsia="Cambria" w:cs="Cambria"/>
+          <w:b w:val="0"/>
+          <w:bCs w:val="0"/>
+          <w:i w:val="0"/>
+          <w:iCs w:val="0"/>
+          <w:noProof w:val="0"/>
+          <w:sz w:val="24"/>
+          <w:szCs w:val="24"/>
+          <w:lang w:val="en-GB"/>
+        </w:rPr>
+        <w:t>Elsa, Anna, Olaf, Hans and Christoff.</w:t>
+      </w:r>
+    </w:p>
+    <w:p>
+      <w:pPr>
+        <w:rPr>
+          <w:rFonts w:ascii="Cambria" w:hAnsi="Cambria" w:eastAsia="Cambria" w:cs="Cambria"/>
+          <w:b w:val="0"/>
+          <w:bCs w:val="0"/>
+          <w:i w:val="0"/>
+          <w:iCs w:val="0"/>
+          <w:noProof w:val="0"/>
+          <w:sz w:val="24"/>
+          <w:szCs w:val="24"/>
+          <w:lang w:val="en-GB"/>
+        </w:rPr>
+      </w:pPr>
+      <w:r>
+        <w:rPr>
+          <w:rFonts w:ascii="Cambria" w:hAnsi="Cambria" w:eastAsia="Cambria" w:cs="Cambria"/>
+          <w:b w:val="0"/>
+          <w:bCs w:val="0"/>
+          <w:i w:val="0"/>
+          <w:iCs w:val="0"/>
+          <w:noProof w:val="0"/>
+          <w:sz w:val="24"/>
+          <w:szCs w:val="24"/>
+          <w:lang w:val="en-GB"/>
+        </w:rPr>
+        <w:t>Where Elsa shows a slightly scared and Complex personality, Anna presents herself as a  complete careless, fierce and sunshine- coded person. Hans plays the secret and manipulative villain. Olaf provides warmth and fun to the movie with his jolly personality where Christoff is showns as a helpful, kind and a supportive character to Anna</w:t>
+      </w:r>
+    </w:p>
+    <w:p>
+      <w:pPr>
+        <w:rPr>
+          <w:rFonts w:ascii="Cambria" w:hAnsi="Cambria" w:eastAsia="Cambria" w:cs="Cambria"/>
+          <w:b w:val="0"/>
+          <w:bCs w:val="0"/>
+          <w:i w:val="0"/>
+          <w:iCs w:val="0"/>
+          <w:noProof w:val="0"/>
+          <w:sz w:val="24"/>
+          <w:szCs w:val="24"/>
+          <w:lang w:val="en-GB"/>
+        </w:rPr>
+      </w:pPr>
+    </w:p>
+    <w:p>
+      <w:pPr>
+        <w:rPr>
+          <w:rFonts w:ascii="Cambria" w:hAnsi="Cambria" w:eastAsia="Cambria" w:cs="Cambria"/>
+          <w:b w:val="0"/>
+          <w:bCs w:val="0"/>
+          <w:i w:val="0"/>
+          <w:iCs w:val="0"/>
+          <w:noProof w:val="0"/>
+          <w:sz w:val="32"/>
+          <w:szCs w:val="32"/>
+          <w:lang w:val="en-GB"/>
+        </w:rPr>
+      </w:pPr>
+      <w:r>
+        <w:rPr>
+          <w:rFonts w:ascii="Cambria" w:hAnsi="Cambria" w:eastAsia="Cambria" w:cs="Cambria"/>
+          <w:b w:val="0"/>
+          <w:bCs w:val="0"/>
+          <w:i w:val="0"/>
+          <w:iCs w:val="0"/>
+          <w:strike w:val="0"/>
+          <w:dstrike w:val="0"/>
+          <w:noProof w:val="0"/>
+          <w:sz w:val="32"/>
+          <w:szCs w:val="32"/>
+          <w:u w:val="single"/>
+          <w:lang w:val="en-GB"/>
+        </w:rPr>
+        <w:t>Music:</w:t>
+      </w:r>
+    </w:p>
+    <w:p>
+      <w:pPr>
+        <w:rPr>
+          <w:rFonts w:ascii="Cambria" w:hAnsi="Cambria" w:eastAsia="Cambria" w:cs="Cambria"/>
+          <w:b w:val="0"/>
+          <w:bCs w:val="0"/>
+          <w:i w:val="0"/>
+          <w:iCs w:val="0"/>
+          <w:noProof w:val="0"/>
+          <w:sz w:val="24"/>
+          <w:szCs w:val="24"/>
+          <w:lang w:val="en-GB"/>
+        </w:rPr>
+      </w:pPr>
+      <w:r>
+        <w:rPr>
+          <w:rFonts w:ascii="Cambria" w:hAnsi="Cambria" w:eastAsia="Cambria" w:cs="Cambria"/>
+          <w:b w:val="0"/>
+          <w:bCs w:val="0"/>
+          <w:i w:val="0"/>
+          <w:iCs w:val="0"/>
+          <w:noProof w:val="0"/>
+          <w:sz w:val="24"/>
+          <w:szCs w:val="24"/>
+          <w:lang w:val="en-GB"/>
+        </w:rPr>
+        <w:t xml:space="preserve">The movie is very well known for its soundtrack </w:t>
+      </w:r>
+    </w:p>
+    <w:p>
+      <w:pPr>
+        <w:rPr>
+          <w:rFonts w:ascii="Cambria" w:hAnsi="Cambria" w:eastAsia="Cambria" w:cs="Cambria"/>
+          <w:b w:val="0"/>
+          <w:bCs w:val="0"/>
+          <w:i w:val="0"/>
+          <w:iCs w:val="0"/>
+          <w:noProof w:val="0"/>
+          <w:sz w:val="24"/>
+          <w:szCs w:val="24"/>
+          <w:lang w:val="en-GB"/>
+        </w:rPr>
+      </w:pPr>
+      <w:r>
+        <w:rPr>
+          <w:rFonts w:ascii="Cambria" w:hAnsi="Cambria" w:eastAsia="Cambria" w:cs="Cambria"/>
+          <w:b w:val="0"/>
+          <w:bCs w:val="0"/>
+          <w:i w:val="0"/>
+          <w:iCs w:val="0"/>
+          <w:noProof w:val="0"/>
+          <w:sz w:val="24"/>
+          <w:szCs w:val="24"/>
+          <w:lang w:val="en-GB"/>
+        </w:rPr>
+        <w:t>‘LET IT GO’. It became worldwide and one of the best highlights and parts of the movie.</w:t>
+      </w:r>
+    </w:p>
+    <w:p>
+      <w:pPr>
+        <w:rPr>
+          <w:rFonts w:ascii="Cambria" w:hAnsi="Cambria" w:eastAsia="Cambria" w:cs="Cambria"/>
+          <w:b w:val="0"/>
+          <w:bCs w:val="0"/>
+          <w:i w:val="0"/>
+          <w:iCs w:val="0"/>
+          <w:noProof w:val="0"/>
+          <w:sz w:val="32"/>
+          <w:szCs w:val="32"/>
+          <w:lang w:val="en-GB"/>
+        </w:rPr>
+      </w:pPr>
+      <w:r>
+        <w:rPr>
+          <w:rFonts w:ascii="Cambria" w:hAnsi="Cambria" w:eastAsia="Cambria" w:cs="Cambria"/>
           <w:b w:val="1"/>
           <w:bCs w:val="1"/>
-          <w:sz w:val="36"/>
-          <w:szCs w:val="36"/>
-        </w:rPr>
-        <w:t xml:space="preserve"> :</w:t>
-      </w:r>
-      <w:r>
-        <w:rPr>
+          <w:i w:val="0"/>
+          <w:iCs w:val="0"/>
+          <w:strike w:val="0"/>
+          <w:dstrike w:val="0"/>
+          <w:noProof w:val="0"/>
+          <w:sz w:val="32"/>
+          <w:szCs w:val="32"/>
+          <w:u w:val="single"/>
+          <w:lang w:val="en-GB"/>
+        </w:rPr>
+        <w:t>Theme:</w:t>
+      </w:r>
+    </w:p>
+    <w:p>
+      <w:pPr>
+        <w:rPr>
+          <w:rFonts w:ascii="Cambria" w:hAnsi="Cambria" w:eastAsia="Cambria" w:cs="Cambria"/>
+          <w:b w:val="0"/>
+          <w:bCs w:val="0"/>
+          <w:i w:val="0"/>
+          <w:iCs w:val="0"/>
+          <w:noProof w:val="0"/>
+          <w:sz w:val="24"/>
+          <w:szCs w:val="24"/>
+          <w:lang w:val="en-GB"/>
+        </w:rPr>
+      </w:pPr>
+      <w:r>
+        <w:rPr>
+          <w:rFonts w:ascii="Cambria" w:hAnsi="Cambria" w:eastAsia="Cambria" w:cs="Cambria"/>
+          <w:b w:val="0"/>
+          <w:bCs w:val="0"/>
+          <w:i w:val="0"/>
+          <w:iCs w:val="0"/>
+          <w:noProof w:val="0"/>
+          <w:sz w:val="24"/>
+          <w:szCs w:val="24"/>
+          <w:lang w:val="en-GB"/>
+        </w:rPr>
+        <w:t>The film explores alot of themes throughout the movie showing what true love actually is, the importance of family , facing your fears, Accepting your identity and how Positivity always beats negative energies.</w:t>
+      </w:r>
+    </w:p>
+    <w:p>
+      <w:pPr>
+        <w:rPr>
+          <w:rFonts w:ascii="Cambria" w:hAnsi="Cambria" w:eastAsia="Cambria" w:cs="Cambria"/>
+          <w:b w:val="0"/>
+          <w:bCs w:val="0"/>
+          <w:i w:val="0"/>
+          <w:iCs w:val="0"/>
+          <w:noProof w:val="0"/>
+          <w:sz w:val="32"/>
+          <w:szCs w:val="32"/>
+          <w:lang w:val="en-GB"/>
+        </w:rPr>
+      </w:pPr>
+      <w:r>
+        <w:rPr>
+          <w:rFonts w:ascii="Cambria" w:hAnsi="Cambria" w:eastAsia="Cambria" w:cs="Cambria"/>
           <w:b w:val="1"/>
           <w:bCs w:val="1"/>
-          <w:sz w:val="36"/>
-          <w:szCs w:val="36"/>
-        </w:rPr>
-        <w:t xml:space="preserve"> BAI</w:t>
-      </w:r>
-      <w:r>
-        <w:rPr>
-          <w:b w:val="1"/>
-          <w:bCs w:val="1"/>
-          <w:sz w:val="36"/>
-          <w:szCs w:val="36"/>
-        </w:rPr>
-        <w:t xml:space="preserve"> –</w:t>
-      </w:r>
-      <w:r>
-        <w:rPr>
-          <w:b w:val="1"/>
-          <w:bCs w:val="1"/>
-          <w:sz w:val="36"/>
-          <w:szCs w:val="36"/>
-        </w:rPr>
-        <w:t>2A</w:t>
-      </w:r>
-    </w:p>
-    <w:p>
-      <w:pPr>
-        <w:jc w:val="center"/>
-        <w:rPr>
-          <w:b w:val="1"/>
-          <w:bCs w:val="1"/>
-          <w:sz w:val="36"/>
-          <w:szCs w:val="36"/>
-        </w:rPr>
-      </w:pPr>
-      <w:r>
-        <w:rPr>
-          <w:b w:val="1"/>
-          <w:bCs w:val="1"/>
-          <w:sz w:val="36"/>
-          <w:szCs w:val="36"/>
-        </w:rPr>
-        <w:t>Subject :</w:t>
-      </w:r>
-      <w:r>
-        <w:rPr>
-          <w:b w:val="1"/>
-          <w:bCs w:val="1"/>
-          <w:sz w:val="36"/>
-          <w:szCs w:val="36"/>
-        </w:rPr>
-        <w:t xml:space="preserve"> Expository Wrirting</w:t>
-      </w:r>
-    </w:p>
-    <w:p>
-      <w:pPr>
-        <w:jc w:val="center"/>
-        <w:rPr>
-          <w:b w:val="1"/>
-          <w:bCs w:val="1"/>
-          <w:sz w:val="36"/>
-          <w:szCs w:val="36"/>
-        </w:rPr>
-      </w:pPr>
-      <w:r>
-        <w:rPr>
-          <w:b w:val="1"/>
-          <w:bCs w:val="1"/>
-          <w:sz w:val="36"/>
-          <w:szCs w:val="36"/>
-        </w:rPr>
-        <w:t>Labtask : 15</w:t>
+          <w:i w:val="0"/>
+          <w:iCs w:val="0"/>
+          <w:strike w:val="0"/>
+          <w:dstrike w:val="0"/>
+          <w:noProof w:val="0"/>
+          <w:sz w:val="32"/>
+          <w:szCs w:val="32"/>
+          <w:u w:val="single"/>
+          <w:lang w:val="en-GB"/>
+        </w:rPr>
+        <w:t>Conclusion:</w:t>
+      </w:r>
+    </w:p>
+    <w:p>
+      <w:pPr>
+        <w:rPr>
+          <w:rFonts w:ascii="Cambria" w:hAnsi="Cambria" w:eastAsia="Cambria" w:cs="Cambria"/>
+          <w:b w:val="0"/>
+          <w:bCs w:val="0"/>
+          <w:i w:val="0"/>
+          <w:iCs w:val="0"/>
+          <w:noProof w:val="0"/>
+          <w:sz w:val="24"/>
+          <w:szCs w:val="24"/>
+          <w:lang w:val="en-GB"/>
+        </w:rPr>
+      </w:pPr>
+      <w:r>
+        <w:rPr>
+          <w:rFonts w:ascii="Cambria" w:hAnsi="Cambria" w:eastAsia="Cambria" w:cs="Cambria"/>
+          <w:b w:val="0"/>
+          <w:bCs w:val="0"/>
+          <w:i w:val="0"/>
+          <w:iCs w:val="0"/>
+          <w:noProof w:val="0"/>
+          <w:sz w:val="24"/>
+          <w:szCs w:val="24"/>
+          <w:lang w:val="en-GB"/>
+        </w:rPr>
+        <w:t>Unlike traditional fairytales, frozen doesn’t only focus on romance. Rather it carries a deep meaning, highlighting the sisterhood between the sisters. The plot, characters and music makes it count in the best productions by Disney.</w:t>
       </w:r>
     </w:p>
     <w:p>
       <w:pPr>
         <w:pStyle w:val="Normal"/>
       </w:pPr>
-    </w:p>
-    <w:p xmlns:wp14="http://schemas.microsoft.com/office/word/2010/wordml" wp14:paraId="46E8D71E" wp14:textId="1D8703D8">
-      <w:pPr>
-        <w:rPr>
-          <w:b w:val="1"/>
-          <w:bCs w:val="1"/>
-          <w:sz w:val="32"/>
-          <w:szCs w:val="32"/>
-          <w:u w:val="single"/>
-        </w:rPr>
-      </w:pPr>
-      <w:r>
-        <w:rPr>
-          <w:b w:val="1"/>
-          <w:bCs w:val="1"/>
-          <w:sz w:val="32"/>
-          <w:szCs w:val="32"/>
-          <w:u w:val="single"/>
-        </w:rPr>
-        <w:t>The Social Network – A Critical Review</w:t>
-      </w:r>
-    </w:p>
-    <w:p xmlns:wp14="http://schemas.microsoft.com/office/word/2010/wordml" wp14:paraId="07D00DD7" wp14:textId="04BB2BA1">
-      <w:pPr>
-        <w:pStyle w:val="Normal"/>
-        <w:rPr>
-          <w:sz w:val="28"/>
-          <w:szCs w:val="28"/>
-        </w:rPr>
-      </w:pPr>
-      <w:r>
-        <w:rPr>
-          <w:b w:val="1"/>
-          <w:bCs w:val="1"/>
-          <w:sz w:val="28"/>
-          <w:szCs w:val="28"/>
-          <w:u w:val="single"/>
-        </w:rPr>
-        <w:t>Introduction and Overview</w:t>
-      </w:r>
-      <w:r>
-        <w:rPr>
-          <w:sz w:val="28"/>
-          <w:szCs w:val="28"/>
-        </w:rPr>
-        <w:t>:</w:t>
-      </w:r>
-    </w:p>
-    <w:p xmlns:wp14="http://schemas.microsoft.com/office/word/2010/wordml" wp14:paraId="3ADF6FE3" wp14:textId="174C703E">
-      <w:pPr>
-        <w:pStyle w:val="Normal"/>
-      </w:pPr>
-      <w:r>
-        <w:rPr/>
-        <w:t xml:space="preserve">The Social Network was released in 2010 , directed by David Fincher and written by the Aaron Sorkin. It tells the story of how Facebook was created by Mark Zuckerberg.Its follows the theme of amition ,betrayal and lonliness . </w:t>
-      </w:r>
-    </w:p>
-    <w:p xmlns:wp14="http://schemas.microsoft.com/office/word/2010/wordml" wp14:paraId="517B57CE" wp14:textId="44BDD069">
-      <w:pPr>
-        <w:pStyle w:val="Normal"/>
-      </w:pPr>
-      <w:r>
-        <w:rPr/>
-        <w:t xml:space="preserve"> </w:t>
-      </w:r>
-    </w:p>
-    <w:p xmlns:wp14="http://schemas.microsoft.com/office/word/2010/wordml" wp14:paraId="41DB813C" wp14:textId="33616B60">
-      <w:pPr>
-        <w:pStyle w:val="Normal"/>
-      </w:pPr>
-      <w:r>
-        <w:rPr/>
-        <w:t>The movie follows Harvard student Mark Zuckerberg, as he develops Facebook. Along the way, Zuckerberg faces legal disputes with the Winklevoss twins and conflicts with his close friend and business partner Eduardo Saverin. The story moves between the company’s rapid success and courtroom scenes, showing both the success and the conflicts behind Facebook.</w:t>
-      </w:r>
-    </w:p>
-    <w:p xmlns:wp14="http://schemas.microsoft.com/office/word/2010/wordml" wp14:paraId="1DFE7FDA" wp14:textId="5D224E6D">
-      <w:pPr>
-        <w:pStyle w:val="Normal"/>
-        <w:rPr>
-          <w:b w:val="1"/>
-          <w:bCs w:val="1"/>
-        </w:rPr>
-      </w:pPr>
-      <w:r>
-        <w:rPr>
-          <w:b w:val="1"/>
-          <w:bCs w:val="1"/>
-        </w:rPr>
-        <w:t xml:space="preserve"> </w:t>
-      </w:r>
-    </w:p>
-    <w:p xmlns:wp14="http://schemas.microsoft.com/office/word/2010/wordml" wp14:paraId="65399507" wp14:textId="28AF2FC1">
-      <w:pPr>
-        <w:pStyle w:val="Normal"/>
-        <w:rPr>
-          <w:b w:val="1"/>
-          <w:bCs w:val="1"/>
-          <w:sz w:val="28"/>
-          <w:szCs w:val="28"/>
-          <w:u w:val="single"/>
-        </w:rPr>
-      </w:pPr>
-      <w:r>
-        <w:rPr>
-          <w:b w:val="1"/>
-          <w:bCs w:val="1"/>
-          <w:sz w:val="28"/>
-          <w:szCs w:val="28"/>
-          <w:u w:val="single"/>
-        </w:rPr>
-        <w:t>Direction and Screenplay:</w:t>
-      </w:r>
-    </w:p>
-    <w:p xmlns:wp14="http://schemas.microsoft.com/office/word/2010/wordml" wp14:paraId="4F1EB503" wp14:textId="04F0BECF">
-      <w:pPr>
-        <w:pStyle w:val="Normal"/>
-      </w:pPr>
-      <w:r>
-        <w:rPr/>
-        <w:t>One of the film’s greatest strengths is a strong direction given by Fincher. Who makes the story engaging even though it is based on technology and business. The screenplay by Aaron Sorkin is wriiten in a cleaver way. Dialogues are fast and smart .The storytelling keeps the audience involved from beginning to end.</w:t>
-      </w:r>
-    </w:p>
-    <w:p xmlns:wp14="http://schemas.microsoft.com/office/word/2010/wordml" wp14:paraId="4C8337F9" wp14:textId="5A40418B">
-      <w:pPr>
-        <w:pStyle w:val="Normal"/>
-      </w:pPr>
-      <w:r>
-        <w:rPr/>
-        <w:t xml:space="preserve"> </w:t>
-      </w:r>
-    </w:p>
-    <w:p xmlns:wp14="http://schemas.microsoft.com/office/word/2010/wordml" wp14:paraId="361B5E1C" wp14:textId="2AF2F0FD">
-      <w:pPr>
-        <w:pStyle w:val="Normal"/>
-        <w:rPr>
-          <w:b w:val="1"/>
-          <w:bCs w:val="1"/>
-          <w:sz w:val="28"/>
-          <w:szCs w:val="28"/>
-          <w:u w:val="single"/>
-        </w:rPr>
-      </w:pPr>
-      <w:r>
-        <w:rPr>
-          <w:b w:val="1"/>
-          <w:bCs w:val="1"/>
-          <w:sz w:val="28"/>
-          <w:szCs w:val="28"/>
-          <w:u w:val="single"/>
-        </w:rPr>
-        <w:t>Acting Performance:</w:t>
-      </w:r>
-    </w:p>
-    <w:p xmlns:wp14="http://schemas.microsoft.com/office/word/2010/wordml" wp14:paraId="03D9A509" wp14:textId="1BE2F71B">
-      <w:pPr>
-        <w:pStyle w:val="Normal"/>
-      </w:pPr>
-      <w:r>
-        <w:rPr/>
-        <w:t>Jesse Eisenberg plays an outstanding performance as Mark Zuckerberg. His portrayal presents Zuckerberg as brilliant but not good at understanding emotions. Andrew Garfield gives an emotional performance as Eduardo Saverin making the friendship conflict one of the film’s strongest emotional elements. Justin Timberlake adds energy and charm as Sean Parker. All actors perform very well</w:t>
-      </w:r>
-    </w:p>
-    <w:p xmlns:wp14="http://schemas.microsoft.com/office/word/2010/wordml" wp14:paraId="49BBA37D" wp14:textId="59837816">
-      <w:pPr>
-        <w:pStyle w:val="Normal"/>
-      </w:pPr>
-      <w:r>
-        <w:rPr/>
-        <w:t xml:space="preserve"> </w:t>
-      </w:r>
-    </w:p>
-    <w:p xmlns:wp14="http://schemas.microsoft.com/office/word/2010/wordml" wp14:paraId="13171620" wp14:textId="31ED5CFF">
-      <w:pPr>
-        <w:pStyle w:val="Normal"/>
-        <w:rPr>
-          <w:b w:val="1"/>
-          <w:bCs w:val="1"/>
-          <w:sz w:val="28"/>
-          <w:szCs w:val="28"/>
-          <w:u w:val="single"/>
-        </w:rPr>
-      </w:pPr>
-      <w:r>
-        <w:rPr>
-          <w:b w:val="1"/>
-          <w:bCs w:val="1"/>
-          <w:sz w:val="28"/>
-          <w:szCs w:val="28"/>
-          <w:u w:val="single"/>
-        </w:rPr>
-        <w:t>Theme:</w:t>
-      </w:r>
-    </w:p>
-    <w:p xmlns:wp14="http://schemas.microsoft.com/office/word/2010/wordml" wp14:paraId="5ECC85FC" wp14:textId="21630D26">
-      <w:pPr>
-        <w:pStyle w:val="Normal"/>
-      </w:pPr>
-      <w:r>
-        <w:rPr/>
-        <w:t xml:space="preserve"> </w:t>
-      </w:r>
-    </w:p>
-    <w:p xmlns:wp14="http://schemas.microsoft.com/office/word/2010/wordml" wp14:paraId="017E64D8" wp14:textId="41F809CF">
-      <w:pPr>
-        <w:pStyle w:val="Normal"/>
-      </w:pPr>
-      <w:r>
-        <w:rPr/>
-        <w:t>The movie shows that success can bring both happiness and problems. It also shows how friendship can break because of money and ambition. Even though people are connected online, they can still feel lonely. The film shows that technology cannot replace real relationships.</w:t>
-      </w:r>
-    </w:p>
-    <w:p xmlns:wp14="http://schemas.microsoft.com/office/word/2010/wordml" wp14:paraId="4E90D4AC" wp14:textId="0B0AD68B">
-      <w:pPr>
-        <w:pStyle w:val="Normal"/>
-      </w:pPr>
-      <w:r>
-        <w:rPr/>
-        <w:t xml:space="preserve"> </w:t>
-      </w:r>
-    </w:p>
-    <w:p xmlns:wp14="http://schemas.microsoft.com/office/word/2010/wordml" wp14:paraId="561E90FB" wp14:textId="76CEDDEA">
-      <w:pPr>
-        <w:pStyle w:val="Normal"/>
-        <w:rPr>
-          <w:b w:val="1"/>
-          <w:bCs w:val="1"/>
-          <w:sz w:val="28"/>
-          <w:szCs w:val="28"/>
-          <w:u w:val="single"/>
-        </w:rPr>
-      </w:pPr>
-      <w:r>
-        <w:rPr>
-          <w:b w:val="1"/>
-          <w:bCs w:val="1"/>
-          <w:sz w:val="28"/>
-          <w:szCs w:val="28"/>
-          <w:u w:val="single"/>
-        </w:rPr>
-        <w:t>Look and Music:</w:t>
-      </w:r>
-    </w:p>
-    <w:p xmlns:wp14="http://schemas.microsoft.com/office/word/2010/wordml" wp14:paraId="25F0BDBB" wp14:textId="2E1C0BD6">
-      <w:pPr>
-        <w:pStyle w:val="Normal"/>
-      </w:pPr>
-      <w:r>
-        <w:rPr/>
-        <w:t>The movie has dark and simple visuals that match the serious story. The background music by Trent Reznor and Atticus Ross makes the movie more emotional and tense. The sound and music fit the modern tech world very well.</w:t>
-      </w:r>
-    </w:p>
-    <w:p xmlns:wp14="http://schemas.microsoft.com/office/word/2010/wordml" wp14:paraId="67C82691" wp14:textId="429AF780">
-      <w:pPr>
-        <w:pStyle w:val="Normal"/>
-      </w:pPr>
-      <w:r>
-        <w:rPr/>
-        <w:t xml:space="preserve"> </w:t>
-      </w:r>
-    </w:p>
-    <w:p xmlns:wp14="http://schemas.microsoft.com/office/word/2010/wordml" wp14:paraId="3D365679" wp14:textId="6810C843">
-      <w:pPr>
-        <w:pStyle w:val="Normal"/>
-        <w:rPr>
-          <w:b w:val="1"/>
-          <w:bCs w:val="1"/>
-          <w:sz w:val="28"/>
-          <w:szCs w:val="28"/>
-          <w:u w:val="single"/>
-        </w:rPr>
-      </w:pPr>
-      <w:r>
-        <w:rPr>
-          <w:b w:val="1"/>
-          <w:bCs w:val="1"/>
-          <w:sz w:val="28"/>
-          <w:szCs w:val="28"/>
-          <w:u w:val="single"/>
-        </w:rPr>
-        <w:t>Weaknesses:</w:t>
-      </w:r>
-    </w:p>
-    <w:p xmlns:wp14="http://schemas.microsoft.com/office/word/2010/wordml" wp14:paraId="3342702A" wp14:textId="719E876B">
-      <w:pPr>
-        <w:pStyle w:val="Normal"/>
-      </w:pPr>
-      <w:r>
-        <w:rPr/>
-        <w:t>Some events  of the movie may not be fully true because they are dramatized for giving a filmy effect.  Also, some conversations are very fast and hard to understand for some viewers.</w:t>
-      </w:r>
-    </w:p>
-    <w:p xmlns:wp14="http://schemas.microsoft.com/office/word/2010/wordml" wp14:paraId="37F1399D" wp14:textId="0F9AFC94">
-      <w:pPr>
-        <w:pStyle w:val="Normal"/>
-      </w:pPr>
-    </w:p>
-    <w:p xmlns:wp14="http://schemas.microsoft.com/office/word/2010/wordml" wp14:paraId="12A85432" wp14:textId="794DD280">
-      <w:pPr>
-        <w:pStyle w:val="Normal"/>
-        <w:rPr>
-          <w:b w:val="1"/>
-          <w:bCs w:val="1"/>
-          <w:sz w:val="28"/>
-          <w:szCs w:val="28"/>
-          <w:u w:val="single"/>
-        </w:rPr>
-      </w:pPr>
-      <w:r>
-        <w:rPr>
-          <w:b w:val="1"/>
-          <w:bCs w:val="1"/>
-          <w:sz w:val="28"/>
-          <w:szCs w:val="28"/>
-          <w:u w:val="single"/>
-        </w:rPr>
-        <w:t>Conclusion:</w:t>
-      </w:r>
-    </w:p>
-    <w:p xmlns:wp14="http://schemas.microsoft.com/office/word/2010/wordml" wp14:paraId="5E5787A5" wp14:textId="5A05D10E">
-      <w:pPr>
-        <w:pStyle w:val="Normal"/>
-      </w:pPr>
-      <w:r>
-        <w:rPr/>
-        <w:t>Overall, the movie is very good and interesting. It shows the story of Facebook in a simple but powerful way. It talks about success, friendship, and problems in relationships.</w:t>
-      </w:r>
     </w:p>
     <w:sectPr>
       <w:pgSz w:w="11906" w:h="16838" w:orient="portrait"/>
